--- a/tables/regression_table_exploration.docx
+++ b/tables/regression_table_exploration.docx
@@ -610,7 +610,7 @@
                 <w:szCs w:val="16"/>
                 <w:color w:val="000000"/>
               </w:rPr>
-              <w:t xml:space="preserve">2.42</w:t>
+              <w:t xml:space="preserve">2.36</w:t>
             </w:r>
           </w:p>
         </w:tc>
@@ -663,7 +663,7 @@
                 <w:szCs w:val="16"/>
                 <w:color w:val="000000"/>
               </w:rPr>
-              <w:t xml:space="preserve">2.32</w:t>
+              <w:t xml:space="preserve">2.27</w:t>
             </w:r>
           </w:p>
         </w:tc>
@@ -716,7 +716,7 @@
                 <w:szCs w:val="16"/>
                 <w:color w:val="000000"/>
               </w:rPr>
-              <w:t xml:space="preserve">2.51</w:t>
+              <w:t xml:space="preserve">2.46</w:t>
             </w:r>
           </w:p>
         </w:tc>
@@ -875,7 +875,7 @@
                 <w:szCs w:val="16"/>
                 <w:color w:val="000000"/>
               </w:rPr>
-              <w:t xml:space="preserve">1.0009</w:t>
+              <w:t xml:space="preserve">1.001</w:t>
             </w:r>
           </w:p>
         </w:tc>
@@ -928,7 +928,7 @@
                 <w:szCs w:val="16"/>
                 <w:color w:val="000000"/>
               </w:rPr>
-              <w:t xml:space="preserve">1,527</w:t>
+              <w:t xml:space="preserve">3,447</w:t>
             </w:r>
           </w:p>
         </w:tc>
@@ -1093,7 +1093,7 @@
                 <w:szCs w:val="16"/>
                 <w:color w:val="000000"/>
               </w:rPr>
-              <w:t xml:space="preserve">-0.08</w:t>
+              <w:t xml:space="preserve">-0.07</w:t>
             </w:r>
           </w:p>
         </w:tc>
@@ -1146,7 +1146,7 @@
                 <w:szCs w:val="16"/>
                 <w:color w:val="000000"/>
               </w:rPr>
-              <w:t xml:space="preserve">-0.20</w:t>
+              <w:t xml:space="preserve">-0.18</w:t>
             </w:r>
           </w:p>
         </w:tc>
@@ -1252,7 +1252,7 @@
                 <w:szCs w:val="16"/>
                 <w:color w:val="000000"/>
               </w:rPr>
-              <w:t xml:space="preserve">89.59</w:t>
+              <w:t xml:space="preserve">88.56</w:t>
             </w:r>
           </w:p>
         </w:tc>
@@ -1305,7 +1305,7 @@
                 <w:szCs w:val="16"/>
                 <w:color w:val="000000"/>
               </w:rPr>
-              <w:t xml:space="preserve">66.60</w:t>
+              <w:t xml:space="preserve">74.22</w:t>
             </w:r>
           </w:p>
         </w:tc>
@@ -1358,7 +1358,7 @@
                 <w:szCs w:val="16"/>
                 <w:color w:val="000000"/>
               </w:rPr>
-              <w:t xml:space="preserve">1.0014</w:t>
+              <w:t xml:space="preserve">1.002</w:t>
             </w:r>
           </w:p>
         </w:tc>
@@ -1411,7 +1411,7 @@
                 <w:szCs w:val="16"/>
                 <w:color w:val="000000"/>
               </w:rPr>
-              <w:t xml:space="preserve">1,509</w:t>
+              <w:t xml:space="preserve">3,864</w:t>
             </w:r>
           </w:p>
         </w:tc>
@@ -1464,7 +1464,7 @@
                 <w:szCs w:val="16"/>
                 <w:color w:val="000000"/>
               </w:rPr>
-              <w:t xml:space="preserve">0.65</w:t>
+              <w:t xml:space="preserve">1.12</w:t>
             </w:r>
           </w:p>
         </w:tc>
@@ -1576,7 +1576,7 @@
                 <w:szCs w:val="16"/>
                 <w:color w:val="000000"/>
               </w:rPr>
-              <w:t xml:space="preserve">0.04</w:t>
+              <w:t xml:space="preserve">0.05</w:t>
             </w:r>
           </w:p>
         </w:tc>
@@ -1682,7 +1682,7 @@
                 <w:szCs w:val="16"/>
                 <w:color w:val="000000"/>
               </w:rPr>
-              <w:t xml:space="preserve">0.08</w:t>
+              <w:t xml:space="preserve">0.12</w:t>
             </w:r>
           </w:p>
         </w:tc>
@@ -1735,7 +1735,7 @@
                 <w:szCs w:val="16"/>
                 <w:color w:val="000000"/>
               </w:rPr>
-              <w:t xml:space="preserve">92.54</w:t>
+              <w:t xml:space="preserve">94.27</w:t>
             </w:r>
           </w:p>
         </w:tc>
@@ -1788,7 +1788,7 @@
                 <w:szCs w:val="16"/>
                 <w:color w:val="000000"/>
               </w:rPr>
-              <w:t xml:space="preserve">100.00</w:t>
+              <w:t xml:space="preserve">94.27</w:t>
             </w:r>
           </w:p>
         </w:tc>
@@ -1841,7 +1841,7 @@
                 <w:szCs w:val="16"/>
                 <w:color w:val="000000"/>
               </w:rPr>
-              <w:t xml:space="preserve">0.9999</w:t>
+              <w:t xml:space="preserve">1.000</w:t>
             </w:r>
           </w:p>
         </w:tc>
@@ -1894,7 +1894,7 @@
                 <w:szCs w:val="16"/>
                 <w:color w:val="000000"/>
               </w:rPr>
-              <w:t xml:space="preserve">10,464</w:t>
+              <w:t xml:space="preserve">8,747</w:t>
             </w:r>
           </w:p>
         </w:tc>
@@ -1947,7 +1947,7 @@
                 <w:szCs w:val="16"/>
                 <w:color w:val="000000"/>
               </w:rPr>
-              <w:t xml:space="preserve">0.35</w:t>
+              <w:t xml:space="preserve">1.14</w:t>
             </w:r>
           </w:p>
         </w:tc>
@@ -2059,7 +2059,7 @@
                 <w:szCs w:val="16"/>
                 <w:color w:val="000000"/>
               </w:rPr>
-              <w:t xml:space="preserve">-0.07</w:t>
+              <w:t xml:space="preserve">-0.04</w:t>
             </w:r>
           </w:p>
         </w:tc>
@@ -2112,7 +2112,7 @@
                 <w:szCs w:val="16"/>
                 <w:color w:val="000000"/>
               </w:rPr>
-              <w:t xml:space="preserve">-0.13</w:t>
+              <w:t xml:space="preserve">-0.12</w:t>
             </w:r>
           </w:p>
         </w:tc>
@@ -2165,7 +2165,7 @@
                 <w:szCs w:val="16"/>
                 <w:color w:val="000000"/>
               </w:rPr>
-              <w:t xml:space="preserve">-0.02</w:t>
+              <w:t xml:space="preserve">0.04</w:t>
             </w:r>
           </w:p>
         </w:tc>
@@ -2218,7 +2218,7 @@
                 <w:szCs w:val="16"/>
                 <w:color w:val="000000"/>
               </w:rPr>
-              <w:t xml:space="preserve">99.61</w:t>
+              <w:t xml:space="preserve">84.64</w:t>
             </w:r>
           </w:p>
         </w:tc>
@@ -2271,7 +2271,7 @@
                 <w:szCs w:val="16"/>
                 <w:color w:val="000000"/>
               </w:rPr>
-              <w:t xml:space="preserve">83.13</w:t>
+              <w:t xml:space="preserve">95.84</w:t>
             </w:r>
           </w:p>
         </w:tc>
@@ -2324,7 +2324,7 @@
                 <w:szCs w:val="16"/>
                 <w:color w:val="000000"/>
               </w:rPr>
-              <w:t xml:space="preserve">1.0002</w:t>
+              <w:t xml:space="preserve">1.001</w:t>
             </w:r>
           </w:p>
         </w:tc>
@@ -2377,7 +2377,7 @@
                 <w:szCs w:val="16"/>
                 <w:color w:val="000000"/>
               </w:rPr>
-              <w:t xml:space="preserve">10,081</w:t>
+              <w:t xml:space="preserve">7,918</w:t>
             </w:r>
           </w:p>
         </w:tc>
@@ -2430,7 +2430,7 @@
                 <w:szCs w:val="16"/>
                 <w:color w:val="000000"/>
               </w:rPr>
-              <w:t xml:space="preserve">5.25</w:t>
+              <w:t xml:space="preserve">0.67</w:t>
             </w:r>
           </w:p>
         </w:tc>
@@ -2542,7 +2542,7 @@
                 <w:szCs w:val="16"/>
                 <w:color w:val="000000"/>
               </w:rPr>
-              <w:t xml:space="preserve">-0.02</w:t>
+              <w:t xml:space="preserve">-0.01</w:t>
             </w:r>
           </w:p>
         </w:tc>
@@ -2595,7 +2595,7 @@
                 <w:szCs w:val="16"/>
                 <w:color w:val="000000"/>
               </w:rPr>
-              <w:t xml:space="preserve">-0.08</w:t>
+              <w:t xml:space="preserve">-0.09</w:t>
             </w:r>
           </w:p>
         </w:tc>
@@ -2648,7 +2648,7 @@
                 <w:szCs w:val="16"/>
                 <w:color w:val="000000"/>
               </w:rPr>
-              <w:t xml:space="preserve">0.04</w:t>
+              <w:t xml:space="preserve">0.06</w:t>
             </w:r>
           </w:p>
         </w:tc>
@@ -2701,7 +2701,7 @@
                 <w:szCs w:val="16"/>
                 <w:color w:val="000000"/>
               </w:rPr>
-              <w:t xml:space="preserve">77.81</w:t>
+              <w:t xml:space="preserve">64.62</w:t>
             </w:r>
           </w:p>
         </w:tc>
@@ -2807,7 +2807,7 @@
                 <w:szCs w:val="16"/>
                 <w:color w:val="000000"/>
               </w:rPr>
-              <w:t xml:space="preserve">0.9999</w:t>
+              <w:t xml:space="preserve">1.000</w:t>
             </w:r>
           </w:p>
         </w:tc>
@@ -2860,7 +2860,7 @@
                 <w:szCs w:val="16"/>
                 <w:color w:val="000000"/>
               </w:rPr>
-              <w:t xml:space="preserve">10,772</w:t>
+              <w:t xml:space="preserve">8,677</w:t>
             </w:r>
           </w:p>
         </w:tc>
@@ -2913,7 +2913,7 @@
                 <w:szCs w:val="16"/>
                 <w:color w:val="000000"/>
               </w:rPr>
-              <w:t xml:space="preserve">0.2</w:t>
+              <w:t xml:space="preserve">0.43</w:t>
             </w:r>
           </w:p>
         </w:tc>
@@ -3025,7 +3025,7 @@
                 <w:szCs w:val="16"/>
                 <w:color w:val="000000"/>
               </w:rPr>
-              <w:t xml:space="preserve">-0.10</w:t>
+              <w:t xml:space="preserve">-0.08</w:t>
             </w:r>
           </w:p>
         </w:tc>
@@ -3078,7 +3078,7 @@
                 <w:szCs w:val="16"/>
                 <w:color w:val="000000"/>
               </w:rPr>
-              <w:t xml:space="preserve">-0.16</w:t>
+              <w:t xml:space="preserve">-0.18</w:t>
             </w:r>
           </w:p>
         </w:tc>
@@ -3131,7 +3131,7 @@
                 <w:szCs w:val="16"/>
                 <w:color w:val="000000"/>
               </w:rPr>
-              <w:t xml:space="preserve">-0.03</w:t>
+              <w:t xml:space="preserve">0.01</w:t>
             </w:r>
           </w:p>
         </w:tc>
@@ -3184,7 +3184,7 @@
                 <w:szCs w:val="16"/>
                 <w:color w:val="000000"/>
               </w:rPr>
-              <w:t xml:space="preserve">99.74</w:t>
+              <w:t xml:space="preserve">95.44</w:t>
             </w:r>
           </w:p>
         </w:tc>
@@ -3237,7 +3237,7 @@
                 <w:szCs w:val="16"/>
                 <w:color w:val="000000"/>
               </w:rPr>
-              <w:t xml:space="preserve">54.92</w:t>
+              <w:t xml:space="preserve">66.12</w:t>
             </w:r>
           </w:p>
         </w:tc>
@@ -3290,7 +3290,7 @@
                 <w:szCs w:val="16"/>
                 <w:color w:val="000000"/>
               </w:rPr>
-              <w:t xml:space="preserve">1.0001</w:t>
+              <w:t xml:space="preserve">1.001</w:t>
             </w:r>
           </w:p>
         </w:tc>
@@ -3343,7 +3343,7 @@
                 <w:szCs w:val="16"/>
                 <w:color w:val="000000"/>
               </w:rPr>
-              <w:t xml:space="preserve">9,911</w:t>
+              <w:t xml:space="preserve">8,187</w:t>
             </w:r>
           </w:p>
         </w:tc>
@@ -3396,7 +3396,7 @@
                 <w:szCs w:val="16"/>
                 <w:color w:val="000000"/>
               </w:rPr>
-              <w:t xml:space="preserve">7.76</w:t>
+              <w:t xml:space="preserve">1.96</w:t>
             </w:r>
           </w:p>
         </w:tc>
